--- a/resume/陆澶荣-前端-简历.docx
+++ b/resume/陆澶荣-前端-简历.docx
@@ -4,8 +4,11 @@
   <w:body>
     <w:p>
       <w:pPr>
+        <w:spacing w:line="480" w:lineRule="auto"/>
         <w:rPr>
           <w:rFonts w:hint="default" w:ascii="微软雅黑" w:hAnsi="微软雅黑" w:eastAsia="微软雅黑" w:cs="微软雅黑"/>
+          <w:b/>
+          <w:bCs/>
           <w:color w:val="75BD42" w:themeColor="accent4"/>
           <w:sz w:val="52"/>
           <w:szCs w:val="52"/>
@@ -19,254 +22,9 @@
       </w:pPr>
       <w:r>
         <w:rPr>
-          <w:sz w:val="52"/>
-        </w:rPr>
-        <mc:AlternateContent>
-          <mc:Choice Requires="wps">
-            <w:drawing>
-              <wp:anchor distT="0" distB="0" distL="114300" distR="114300" simplePos="0" relativeHeight="251659264" behindDoc="0" locked="0" layoutInCell="1" allowOverlap="1">
-                <wp:simplePos x="0" y="0"/>
-                <wp:positionH relativeFrom="column">
-                  <wp:posOffset>3261360</wp:posOffset>
-                </wp:positionH>
-                <wp:positionV relativeFrom="paragraph">
-                  <wp:posOffset>-153670</wp:posOffset>
-                </wp:positionV>
-                <wp:extent cx="2347595" cy="1722755"/>
-                <wp:effectExtent l="0" t="0" r="14605" b="4445"/>
-                <wp:wrapNone/>
-                <wp:docPr id="1" name="文本框 1"/>
-                <wp:cNvGraphicFramePr/>
-                <a:graphic xmlns:a="http://schemas.openxmlformats.org/drawingml/2006/main">
-                  <a:graphicData uri="http://schemas.microsoft.com/office/word/2010/wordprocessingShape">
-                    <wps:wsp>
-                      <wps:cNvSpPr txBox="1"/>
-                      <wps:spPr>
-                        <a:xfrm>
-                          <a:off x="5393055" y="1331595"/>
-                          <a:ext cx="2347595" cy="1722755"/>
-                        </a:xfrm>
-                        <a:prstGeom prst="rect">
-                          <a:avLst/>
-                        </a:prstGeom>
-                        <a:solidFill>
-                          <a:schemeClr val="lt1"/>
-                        </a:solidFill>
-                        <a:ln w="6350" cap="flat" cmpd="sng">
-                          <a:noFill/>
-                          <a:prstDash val="solid"/>
-                        </a:ln>
-                      </wps:spPr>
-                      <wps:style>
-                        <a:lnRef idx="0">
-                          <a:schemeClr val="accent1"/>
-                        </a:lnRef>
-                        <a:fillRef idx="0">
-                          <a:schemeClr val="accent1"/>
-                        </a:fillRef>
-                        <a:effectRef idx="0">
-                          <a:schemeClr val="accent1"/>
-                        </a:effectRef>
-                        <a:fontRef idx="minor">
-                          <a:schemeClr val="dk1"/>
-                        </a:fontRef>
-                      </wps:style>
-                      <wps:txbx>
-                        <w:txbxContent>
-                          <w:p>
-                            <w:pPr>
-                              <w:spacing w:line="360" w:lineRule="auto"/>
-                              <w:rPr>
-                                <w:rFonts w:hint="eastAsia" w:ascii="微软雅黑" w:hAnsi="微软雅黑" w:eastAsia="微软雅黑" w:cs="微软雅黑"/>
-                                <w:color w:val="auto"/>
-                                <w:sz w:val="21"/>
-                                <w:szCs w:val="21"/>
-                                <w:lang w:val="en-US" w:eastAsia="zh-CN"/>
-                              </w:rPr>
-                            </w:pPr>
-                            <w:r>
-                              <w:rPr>
-                                <w:rFonts w:hint="eastAsia" w:ascii="微软雅黑" w:hAnsi="微软雅黑" w:eastAsia="微软雅黑" w:cs="微软雅黑"/>
-                                <w:color w:val="auto"/>
-                                <w:sz w:val="21"/>
-                                <w:szCs w:val="21"/>
-                                <w:lang w:val="en-US" w:eastAsia="zh-CN"/>
-                              </w:rPr>
-                              <w:t>性别：男</w:t>
-                            </w:r>
-                          </w:p>
-                          <w:p>
-                            <w:pPr>
-                              <w:spacing w:line="360" w:lineRule="auto"/>
-                              <w:rPr>
-                                <w:rFonts w:hint="eastAsia" w:ascii="微软雅黑" w:hAnsi="微软雅黑" w:eastAsia="微软雅黑" w:cs="微软雅黑"/>
-                                <w:color w:val="auto"/>
-                                <w:sz w:val="21"/>
-                                <w:szCs w:val="21"/>
-                              </w:rPr>
-                            </w:pPr>
-                            <w:r>
-                              <w:rPr>
-                                <w:rFonts w:hint="eastAsia" w:ascii="微软雅黑" w:hAnsi="微软雅黑" w:eastAsia="微软雅黑" w:cs="微软雅黑"/>
-                                <w:color w:val="auto"/>
-                                <w:sz w:val="21"/>
-                                <w:szCs w:val="21"/>
-                              </w:rPr>
-                              <w:t>微信：17817836856</w:t>
-                            </w:r>
-                          </w:p>
-                          <w:p>
-                            <w:pPr>
-                              <w:spacing w:line="360" w:lineRule="auto"/>
-                              <w:rPr>
-                                <w:rFonts w:hint="eastAsia" w:ascii="微软雅黑" w:hAnsi="微软雅黑" w:eastAsia="微软雅黑" w:cs="微软雅黑"/>
-                                <w:color w:val="auto"/>
-                                <w:sz w:val="21"/>
-                                <w:szCs w:val="21"/>
-                              </w:rPr>
-                            </w:pPr>
-                            <w:r>
-                              <w:rPr>
-                                <w:rFonts w:hint="eastAsia" w:ascii="微软雅黑" w:hAnsi="微软雅黑" w:eastAsia="微软雅黑" w:cs="微软雅黑"/>
-                                <w:color w:val="auto"/>
-                                <w:sz w:val="21"/>
-                                <w:szCs w:val="21"/>
-                              </w:rPr>
-                              <w:t>电话：17817836856</w:t>
-                            </w:r>
-                          </w:p>
-                          <w:p>
-                            <w:pPr>
-                              <w:spacing w:line="360" w:lineRule="auto"/>
-                              <w:rPr>
-                                <w:rFonts w:hint="eastAsia" w:ascii="微软雅黑" w:hAnsi="微软雅黑" w:eastAsia="微软雅黑" w:cs="微软雅黑"/>
-                                <w:color w:val="auto"/>
-                                <w:sz w:val="21"/>
-                                <w:szCs w:val="21"/>
-                              </w:rPr>
-                            </w:pPr>
-                            <w:r>
-                              <w:rPr>
-                                <w:rFonts w:hint="eastAsia" w:ascii="微软雅黑" w:hAnsi="微软雅黑" w:eastAsia="微软雅黑" w:cs="微软雅黑"/>
-                                <w:color w:val="auto"/>
-                                <w:sz w:val="21"/>
-                                <w:szCs w:val="21"/>
-                              </w:rPr>
-                              <w:t>邮箱：2693281934@qq.com</w:t>
-                            </w:r>
-                          </w:p>
-                        </w:txbxContent>
-                      </wps:txbx>
-                      <wps:bodyPr rot="0" spcFirstLastPara="0" vertOverflow="overflow" horzOverflow="overflow" vert="horz" wrap="square" lIns="91440" tIns="45720" rIns="91440" bIns="45720" numCol="1" spcCol="0" rtlCol="0" fromWordArt="0" anchor="t" anchorCtr="0" forceAA="0" compatLnSpc="1">
-                        <a:noAutofit/>
-                      </wps:bodyPr>
-                    </wps:wsp>
-                  </a:graphicData>
-                </a:graphic>
-              </wp:anchor>
-            </w:drawing>
-          </mc:Choice>
-          <mc:Fallback>
-            <w:pict>
-              <v:shape id="_x0000_s1026" o:spid="_x0000_s1026" o:spt="202" type="#_x0000_t202" style="position:absolute;left:0pt;margin-left:256.8pt;margin-top:-12.1pt;height:135.65pt;width:184.85pt;z-index:251659264;mso-width-relative:page;mso-height-relative:page;" fillcolor="#FFFFFF [3201]" filled="t" stroked="f" coordsize="21600,21600" o:gfxdata="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">
-                <v:fill on="t" focussize="0,0"/>
-                <v:stroke on="f" weight="0.5pt"/>
-                <v:imagedata o:title=""/>
-                <o:lock v:ext="edit" aspectratio="f"/>
-                <v:textbox>
-                  <w:txbxContent>
-                    <w:p>
-                      <w:pPr>
-                        <w:spacing w:line="360" w:lineRule="auto"/>
-                        <w:rPr>
-                          <w:rFonts w:hint="eastAsia" w:ascii="微软雅黑" w:hAnsi="微软雅黑" w:eastAsia="微软雅黑" w:cs="微软雅黑"/>
-                          <w:color w:val="auto"/>
-                          <w:sz w:val="21"/>
-                          <w:szCs w:val="21"/>
-                          <w:lang w:val="en-US" w:eastAsia="zh-CN"/>
-                        </w:rPr>
-                      </w:pPr>
-                      <w:r>
-                        <w:rPr>
-                          <w:rFonts w:hint="eastAsia" w:ascii="微软雅黑" w:hAnsi="微软雅黑" w:eastAsia="微软雅黑" w:cs="微软雅黑"/>
-                          <w:color w:val="auto"/>
-                          <w:sz w:val="21"/>
-                          <w:szCs w:val="21"/>
-                          <w:lang w:val="en-US" w:eastAsia="zh-CN"/>
-                        </w:rPr>
-                        <w:t>性别：男</w:t>
-                      </w:r>
-                    </w:p>
-                    <w:p>
-                      <w:pPr>
-                        <w:spacing w:line="360" w:lineRule="auto"/>
-                        <w:rPr>
-                          <w:rFonts w:hint="eastAsia" w:ascii="微软雅黑" w:hAnsi="微软雅黑" w:eastAsia="微软雅黑" w:cs="微软雅黑"/>
-                          <w:color w:val="auto"/>
-                          <w:sz w:val="21"/>
-                          <w:szCs w:val="21"/>
-                        </w:rPr>
-                      </w:pPr>
-                      <w:r>
-                        <w:rPr>
-                          <w:rFonts w:hint="eastAsia" w:ascii="微软雅黑" w:hAnsi="微软雅黑" w:eastAsia="微软雅黑" w:cs="微软雅黑"/>
-                          <w:color w:val="auto"/>
-                          <w:sz w:val="21"/>
-                          <w:szCs w:val="21"/>
-                        </w:rPr>
-                        <w:t>微信：17817836856</w:t>
-                      </w:r>
-                    </w:p>
-                    <w:p>
-                      <w:pPr>
-                        <w:spacing w:line="360" w:lineRule="auto"/>
-                        <w:rPr>
-                          <w:rFonts w:hint="eastAsia" w:ascii="微软雅黑" w:hAnsi="微软雅黑" w:eastAsia="微软雅黑" w:cs="微软雅黑"/>
-                          <w:color w:val="auto"/>
-                          <w:sz w:val="21"/>
-                          <w:szCs w:val="21"/>
-                        </w:rPr>
-                      </w:pPr>
-                      <w:r>
-                        <w:rPr>
-                          <w:rFonts w:hint="eastAsia" w:ascii="微软雅黑" w:hAnsi="微软雅黑" w:eastAsia="微软雅黑" w:cs="微软雅黑"/>
-                          <w:color w:val="auto"/>
-                          <w:sz w:val="21"/>
-                          <w:szCs w:val="21"/>
-                        </w:rPr>
-                        <w:t>电话：17817836856</w:t>
-                      </w:r>
-                    </w:p>
-                    <w:p>
-                      <w:pPr>
-                        <w:spacing w:line="360" w:lineRule="auto"/>
-                        <w:rPr>
-                          <w:rFonts w:hint="eastAsia" w:ascii="微软雅黑" w:hAnsi="微软雅黑" w:eastAsia="微软雅黑" w:cs="微软雅黑"/>
-                          <w:color w:val="auto"/>
-                          <w:sz w:val="21"/>
-                          <w:szCs w:val="21"/>
-                        </w:rPr>
-                      </w:pPr>
-                      <w:r>
-                        <w:rPr>
-                          <w:rFonts w:hint="eastAsia" w:ascii="微软雅黑" w:hAnsi="微软雅黑" w:eastAsia="微软雅黑" w:cs="微软雅黑"/>
-                          <w:color w:val="auto"/>
-                          <w:sz w:val="21"/>
-                          <w:szCs w:val="21"/>
-                        </w:rPr>
-                        <w:t>邮箱：2693281934@qq.com</w:t>
-                      </w:r>
-                    </w:p>
-                  </w:txbxContent>
-                </v:textbox>
-              </v:shape>
-            </w:pict>
-          </mc:Fallback>
-        </mc:AlternateContent>
-      </w:r>
-      <w:r>
-        <w:rPr>
-          <w:rFonts w:hint="eastAsia" w:ascii="微软雅黑" w:hAnsi="微软雅黑" w:eastAsia="微软雅黑" w:cs="微软雅黑"/>
+          <w:rFonts w:hint="eastAsia" w:ascii="微软雅黑" w:hAnsi="微软雅黑" w:eastAsia="微软雅黑" w:cs="微软雅黑"/>
+          <w:b/>
+          <w:bCs/>
           <w:color w:val="75BD42" w:themeColor="accent4"/>
           <w:sz w:val="52"/>
           <w:szCs w:val="52"/>
@@ -282,6 +40,8 @@
       <w:r>
         <w:rPr>
           <w:rFonts w:hint="eastAsia" w:ascii="微软雅黑" w:hAnsi="微软雅黑" w:eastAsia="微软雅黑" w:cs="微软雅黑"/>
+          <w:b/>
+          <w:bCs/>
           <w:color w:val="75BD42" w:themeColor="accent4"/>
           <w:sz w:val="52"/>
           <w:szCs w:val="52"/>
@@ -294,18 +54,23 @@
         </w:rPr>
         <w:t>陆澶荣</w:t>
       </w:r>
-    </w:p>
-    <w:p>
-      <w:pPr>
-        <w:rPr>
-          <w:rFonts w:hint="eastAsia" w:ascii="微软雅黑" w:hAnsi="微软雅黑" w:eastAsia="微软雅黑" w:cs="微软雅黑"/>
-          <w:color w:val="auto"/>
-          <w:lang w:val="en-US"/>
-        </w:rPr>
-      </w:pPr>
-      <w:r>
-        <w:rPr>
-          <w:rFonts w:hint="eastAsia" w:ascii="微软雅黑" w:hAnsi="微软雅黑" w:eastAsia="微软雅黑" w:cs="微软雅黑"/>
+      <w:bookmarkStart w:id="0" w:name="_GoBack"/>
+      <w:bookmarkEnd w:id="0"/>
+    </w:p>
+    <w:p>
+      <w:pPr>
+        <w:spacing w:line="480" w:lineRule="auto"/>
+        <w:rPr>
+          <w:rFonts w:hint="eastAsia" w:ascii="微软雅黑" w:hAnsi="微软雅黑" w:eastAsia="微软雅黑" w:cs="微软雅黑"/>
+          <w:color w:val="auto"/>
+          <w:lang w:val="en-US"/>
+        </w:rPr>
+      </w:pPr>
+      <w:r>
+        <w:rPr>
+          <w:rFonts w:hint="eastAsia" w:ascii="微软雅黑" w:hAnsi="微软雅黑" w:eastAsia="微软雅黑" w:cs="微软雅黑"/>
+          <w:b/>
+          <w:bCs/>
           <w:color w:val="auto"/>
           <w:lang w:val="en-US"/>
         </w:rPr>
@@ -314,6 +79,8 @@
       <w:r>
         <w:rPr>
           <w:rFonts w:hint="eastAsia" w:ascii="微软雅黑" w:hAnsi="微软雅黑" w:eastAsia="微软雅黑" w:cs="微软雅黑"/>
+          <w:b/>
+          <w:bCs/>
           <w:color w:val="auto"/>
           <w:lang w:val="en-US" w:eastAsia="zh-CN"/>
         </w:rPr>
@@ -330,32 +97,274 @@
     </w:p>
     <w:p>
       <w:pPr>
-        <w:rPr>
-          <w:rFonts w:hint="default"/>
-          <w:lang w:val="en-US"/>
-        </w:rPr>
-      </w:pPr>
-    </w:p>
-    <w:p>
-      <w:pPr>
-        <w:rPr>
-          <w:rFonts w:hint="default"/>
-          <w:lang w:val="en-US"/>
-        </w:rPr>
-      </w:pPr>
-    </w:p>
-    <w:p>
-      <w:pPr>
-        <w:rPr>
-          <w:rFonts w:hint="default"/>
-          <w:lang w:val="en-US"/>
-        </w:rPr>
-      </w:pPr>
-    </w:p>
-    <w:p>
-      <w:pPr>
-        <w:rPr>
-          <w:rFonts w:hint="eastAsia" w:ascii="微软雅黑" w:hAnsi="微软雅黑" w:eastAsia="微软雅黑" w:cs="微软雅黑"/>
+        <w:spacing w:line="480" w:lineRule="auto"/>
+        <w:rPr>
+          <w:rFonts w:hint="eastAsia" w:ascii="微软雅黑" w:hAnsi="微软雅黑" w:eastAsia="微软雅黑" w:cs="微软雅黑"/>
+          <w:color w:val="auto"/>
+          <w:sz w:val="21"/>
+          <w:szCs w:val="21"/>
+          <w:lang w:val="en-US"/>
+        </w:rPr>
+      </w:pPr>
+      <w:r>
+        <w:rPr>
+          <w:rFonts w:hint="eastAsia" w:ascii="微软雅黑" w:hAnsi="微软雅黑" w:eastAsia="微软雅黑" w:cs="微软雅黑"/>
+          <w:b/>
+          <w:bCs/>
+          <w:color w:val="auto"/>
+          <w:sz w:val="21"/>
+          <w:szCs w:val="21"/>
+          <w:lang w:val="en-US"/>
+        </w:rPr>
+        <w:t>性别：</w:t>
+      </w:r>
+      <w:r>
+        <w:rPr>
+          <w:rFonts w:hint="eastAsia" w:ascii="微软雅黑" w:hAnsi="微软雅黑" w:eastAsia="微软雅黑" w:cs="微软雅黑"/>
+          <w:color w:val="auto"/>
+          <w:sz w:val="21"/>
+          <w:szCs w:val="21"/>
+          <w:lang w:val="en-US"/>
+        </w:rPr>
+        <w:t xml:space="preserve">男             </w:t>
+      </w:r>
+      <w:r>
+        <w:rPr>
+          <w:rFonts w:hint="eastAsia" w:ascii="微软雅黑" w:hAnsi="微软雅黑" w:eastAsia="微软雅黑" w:cs="微软雅黑"/>
+          <w:color w:val="auto"/>
+          <w:sz w:val="21"/>
+          <w:szCs w:val="21"/>
+          <w:lang w:val="en-US" w:eastAsia="zh-CN"/>
+        </w:rPr>
+        <w:tab/>
+      </w:r>
+      <w:r>
+        <w:rPr>
+          <w:rFonts w:hint="eastAsia" w:ascii="微软雅黑" w:hAnsi="微软雅黑" w:eastAsia="微软雅黑" w:cs="微软雅黑"/>
+          <w:color w:val="auto"/>
+          <w:sz w:val="21"/>
+          <w:szCs w:val="21"/>
+          <w:lang w:val="en-US" w:eastAsia="zh-CN"/>
+        </w:rPr>
+        <w:tab/>
+      </w:r>
+      <w:r>
+        <w:rPr>
+          <w:rFonts w:hint="eastAsia" w:ascii="微软雅黑" w:hAnsi="微软雅黑" w:eastAsia="微软雅黑" w:cs="微软雅黑"/>
+          <w:color w:val="auto"/>
+          <w:sz w:val="21"/>
+          <w:szCs w:val="21"/>
+          <w:lang w:val="en-US" w:eastAsia="zh-CN"/>
+        </w:rPr>
+        <w:tab/>
+      </w:r>
+      <w:r>
+        <w:rPr>
+          <w:rFonts w:hint="eastAsia" w:ascii="微软雅黑" w:hAnsi="微软雅黑" w:eastAsia="微软雅黑" w:cs="微软雅黑"/>
+          <w:color w:val="auto"/>
+          <w:sz w:val="21"/>
+          <w:szCs w:val="21"/>
+          <w:lang w:val="en-US" w:eastAsia="zh-CN"/>
+        </w:rPr>
+        <w:tab/>
+      </w:r>
+      <w:r>
+        <w:rPr>
+          <w:rFonts w:hint="eastAsia" w:ascii="微软雅黑" w:hAnsi="微软雅黑" w:eastAsia="微软雅黑" w:cs="微软雅黑"/>
+          <w:color w:val="auto"/>
+          <w:sz w:val="21"/>
+          <w:szCs w:val="21"/>
+          <w:lang w:val="en-US" w:eastAsia="zh-CN"/>
+        </w:rPr>
+        <w:tab/>
+      </w:r>
+      <w:r>
+        <w:rPr>
+          <w:rFonts w:hint="eastAsia" w:ascii="微软雅黑" w:hAnsi="微软雅黑" w:eastAsia="微软雅黑" w:cs="微软雅黑"/>
+          <w:b/>
+          <w:bCs/>
+          <w:color w:val="auto"/>
+          <w:sz w:val="21"/>
+          <w:szCs w:val="21"/>
+          <w:lang w:val="en-US"/>
+        </w:rPr>
+        <w:t>微信：</w:t>
+      </w:r>
+      <w:r>
+        <w:rPr>
+          <w:rFonts w:hint="eastAsia" w:ascii="微软雅黑" w:hAnsi="微软雅黑" w:eastAsia="微软雅黑" w:cs="微软雅黑"/>
+          <w:color w:val="auto"/>
+          <w:sz w:val="21"/>
+          <w:szCs w:val="21"/>
+          <w:lang w:val="en-US"/>
+        </w:rPr>
+        <w:t>17817836856</w:t>
+      </w:r>
+    </w:p>
+    <w:p>
+      <w:pPr>
+        <w:spacing w:line="480" w:lineRule="auto"/>
+        <w:rPr>
+          <w:rFonts w:hint="eastAsia" w:ascii="微软雅黑" w:hAnsi="微软雅黑" w:eastAsia="微软雅黑" w:cs="微软雅黑"/>
+          <w:color w:val="auto"/>
+          <w:sz w:val="21"/>
+          <w:szCs w:val="21"/>
+          <w:lang w:val="en-US"/>
+        </w:rPr>
+      </w:pPr>
+      <w:r>
+        <w:rPr>
+          <w:rFonts w:hint="eastAsia" w:ascii="微软雅黑" w:hAnsi="微软雅黑" w:eastAsia="微软雅黑" w:cs="微软雅黑"/>
+          <w:b/>
+          <w:bCs/>
+          <w:color w:val="auto"/>
+          <w:sz w:val="21"/>
+          <w:szCs w:val="21"/>
+          <w:lang w:val="en-US"/>
+        </w:rPr>
+        <w:t>电话：</w:t>
+      </w:r>
+      <w:r>
+        <w:rPr>
+          <w:rFonts w:hint="eastAsia" w:ascii="微软雅黑" w:hAnsi="微软雅黑" w:eastAsia="微软雅黑" w:cs="微软雅黑"/>
+          <w:color w:val="auto"/>
+          <w:sz w:val="21"/>
+          <w:szCs w:val="21"/>
+          <w:lang w:val="en-US"/>
+        </w:rPr>
+        <w:t xml:space="preserve">17817836856    </w:t>
+      </w:r>
+      <w:r>
+        <w:rPr>
+          <w:rFonts w:hint="eastAsia" w:ascii="微软雅黑" w:hAnsi="微软雅黑" w:eastAsia="微软雅黑" w:cs="微软雅黑"/>
+          <w:color w:val="auto"/>
+          <w:sz w:val="21"/>
+          <w:szCs w:val="21"/>
+          <w:lang w:val="en-US" w:eastAsia="zh-CN"/>
+        </w:rPr>
+        <w:tab/>
+      </w:r>
+      <w:r>
+        <w:rPr>
+          <w:rFonts w:hint="eastAsia" w:ascii="微软雅黑" w:hAnsi="微软雅黑" w:eastAsia="微软雅黑" w:cs="微软雅黑"/>
+          <w:color w:val="auto"/>
+          <w:sz w:val="21"/>
+          <w:szCs w:val="21"/>
+          <w:lang w:val="en-US" w:eastAsia="zh-CN"/>
+        </w:rPr>
+        <w:tab/>
+      </w:r>
+      <w:r>
+        <w:rPr>
+          <w:rFonts w:hint="eastAsia" w:ascii="微软雅黑" w:hAnsi="微软雅黑" w:eastAsia="微软雅黑" w:cs="微软雅黑"/>
+          <w:color w:val="auto"/>
+          <w:sz w:val="21"/>
+          <w:szCs w:val="21"/>
+          <w:lang w:val="en-US" w:eastAsia="zh-CN"/>
+        </w:rPr>
+        <w:tab/>
+      </w:r>
+      <w:r>
+        <w:rPr>
+          <w:rFonts w:hint="eastAsia" w:ascii="微软雅黑" w:hAnsi="微软雅黑" w:eastAsia="微软雅黑" w:cs="微软雅黑"/>
+          <w:color w:val="auto"/>
+          <w:sz w:val="21"/>
+          <w:szCs w:val="21"/>
+          <w:lang w:val="en-US" w:eastAsia="zh-CN"/>
+        </w:rPr>
+        <w:tab/>
+      </w:r>
+      <w:r>
+        <w:rPr>
+          <w:rFonts w:hint="eastAsia" w:ascii="微软雅黑" w:hAnsi="微软雅黑" w:eastAsia="微软雅黑" w:cs="微软雅黑"/>
+          <w:color w:val="auto"/>
+          <w:sz w:val="21"/>
+          <w:szCs w:val="21"/>
+          <w:lang w:val="en-US" w:eastAsia="zh-CN"/>
+        </w:rPr>
+        <w:tab/>
+      </w:r>
+      <w:r>
+        <w:rPr>
+          <w:rFonts w:hint="eastAsia" w:ascii="微软雅黑" w:hAnsi="微软雅黑" w:eastAsia="微软雅黑" w:cs="微软雅黑"/>
+          <w:b/>
+          <w:bCs/>
+          <w:color w:val="auto"/>
+          <w:sz w:val="21"/>
+          <w:szCs w:val="21"/>
+          <w:lang w:val="en-US"/>
+        </w:rPr>
+        <w:t>邮箱：</w:t>
+      </w:r>
+      <w:r>
+        <w:rPr>
+          <w:rFonts w:hint="eastAsia" w:ascii="微软雅黑" w:hAnsi="微软雅黑" w:eastAsia="微软雅黑" w:cs="微软雅黑"/>
+          <w:color w:val="auto"/>
+          <w:sz w:val="21"/>
+          <w:szCs w:val="21"/>
+          <w:lang w:val="en-US"/>
+        </w:rPr>
+        <w:fldChar w:fldCharType="begin"/>
+      </w:r>
+      <w:r>
+        <w:rPr>
+          <w:rFonts w:hint="eastAsia" w:ascii="微软雅黑" w:hAnsi="微软雅黑" w:eastAsia="微软雅黑" w:cs="微软雅黑"/>
+          <w:color w:val="auto"/>
+          <w:sz w:val="21"/>
+          <w:szCs w:val="21"/>
+          <w:lang w:val="en-US"/>
+        </w:rPr>
+        <w:instrText xml:space="preserve"> HYPERLINK "mailto:2693281934@qq.com" </w:instrText>
+      </w:r>
+      <w:r>
+        <w:rPr>
+          <w:rFonts w:hint="eastAsia" w:ascii="微软雅黑" w:hAnsi="微软雅黑" w:eastAsia="微软雅黑" w:cs="微软雅黑"/>
+          <w:color w:val="auto"/>
+          <w:sz w:val="21"/>
+          <w:szCs w:val="21"/>
+          <w:lang w:val="en-US"/>
+        </w:rPr>
+        <w:fldChar w:fldCharType="separate"/>
+      </w:r>
+      <w:r>
+        <w:rPr>
+          <w:rStyle w:val="4"/>
+          <w:rFonts w:hint="eastAsia" w:ascii="微软雅黑" w:hAnsi="微软雅黑" w:eastAsia="微软雅黑" w:cs="微软雅黑"/>
+          <w:sz w:val="21"/>
+          <w:szCs w:val="21"/>
+          <w:lang w:val="en-US"/>
+        </w:rPr>
+        <w:t>2693281934@qq.com</w:t>
+      </w:r>
+      <w:r>
+        <w:rPr>
+          <w:rFonts w:hint="eastAsia" w:ascii="微软雅黑" w:hAnsi="微软雅黑" w:eastAsia="微软雅黑" w:cs="微软雅黑"/>
+          <w:color w:val="auto"/>
+          <w:sz w:val="21"/>
+          <w:szCs w:val="21"/>
+          <w:lang w:val="en-US"/>
+        </w:rPr>
+        <w:fldChar w:fldCharType="end"/>
+      </w:r>
+    </w:p>
+    <w:p>
+      <w:pPr>
+        <w:spacing w:line="360" w:lineRule="auto"/>
+        <w:rPr>
+          <w:rFonts w:hint="default" w:ascii="微软雅黑" w:hAnsi="微软雅黑" w:eastAsia="微软雅黑" w:cs="微软雅黑"/>
+          <w:color w:val="auto"/>
+          <w:sz w:val="21"/>
+          <w:szCs w:val="21"/>
+          <w:lang w:val="en-US"/>
+        </w:rPr>
+      </w:pPr>
+    </w:p>
+    <w:p>
+      <w:pPr>
+        <w:rPr>
+          <w:rFonts w:hint="eastAsia" w:ascii="微软雅黑" w:hAnsi="微软雅黑" w:eastAsia="微软雅黑" w:cs="微软雅黑"/>
+          <w:b/>
+          <w:bCs/>
           <w:color w:val="92D050"/>
           <w:sz w:val="32"/>
           <w:szCs w:val="32"/>
@@ -365,6 +374,8 @@
       <w:r>
         <w:rPr>
           <w:rFonts w:hint="eastAsia" w:ascii="微软雅黑" w:hAnsi="微软雅黑" w:eastAsia="微软雅黑" w:cs="微软雅黑"/>
+          <w:b/>
+          <w:bCs/>
           <w:color w:val="92D050"/>
           <w:sz w:val="32"/>
           <w:szCs w:val="32"/>
@@ -412,6 +423,8 @@
       <w:pPr>
         <w:rPr>
           <w:rFonts w:hint="eastAsia" w:ascii="微软雅黑" w:hAnsi="微软雅黑" w:eastAsia="微软雅黑" w:cs="微软雅黑"/>
+          <w:b/>
+          <w:bCs/>
           <w:color w:val="92D050"/>
           <w:sz w:val="32"/>
           <w:szCs w:val="32"/>
@@ -421,6 +434,8 @@
       <w:r>
         <w:rPr>
           <w:rFonts w:hint="eastAsia" w:ascii="微软雅黑" w:hAnsi="微软雅黑" w:eastAsia="微软雅黑" w:cs="微软雅黑"/>
+          <w:b/>
+          <w:bCs/>
           <w:color w:val="92D050"/>
           <w:sz w:val="32"/>
           <w:szCs w:val="32"/>
@@ -861,6 +876,8 @@
       <w:pPr>
         <w:rPr>
           <w:rFonts w:hint="eastAsia" w:ascii="微软雅黑" w:hAnsi="微软雅黑" w:eastAsia="微软雅黑" w:cs="微软雅黑"/>
+          <w:b/>
+          <w:bCs/>
           <w:color w:val="92D050"/>
           <w:sz w:val="32"/>
           <w:szCs w:val="32"/>
@@ -870,6 +887,8 @@
       <w:r>
         <w:rPr>
           <w:rFonts w:hint="eastAsia" w:ascii="微软雅黑" w:hAnsi="微软雅黑" w:eastAsia="微软雅黑" w:cs="微软雅黑"/>
+          <w:b/>
+          <w:bCs/>
           <w:color w:val="92D050"/>
           <w:sz w:val="32"/>
           <w:szCs w:val="32"/>
@@ -1142,6 +1161,8 @@
       <w:pPr>
         <w:rPr>
           <w:rFonts w:hint="eastAsia" w:ascii="微软雅黑" w:hAnsi="微软雅黑" w:eastAsia="微软雅黑" w:cs="微软雅黑"/>
+          <w:b/>
+          <w:bCs/>
           <w:color w:val="92D050"/>
           <w:sz w:val="32"/>
           <w:szCs w:val="32"/>
@@ -1151,6 +1172,8 @@
       <w:r>
         <w:rPr>
           <w:rFonts w:hint="eastAsia" w:ascii="微软雅黑" w:hAnsi="微软雅黑" w:eastAsia="微软雅黑" w:cs="微软雅黑"/>
+          <w:b/>
+          <w:bCs/>
           <w:color w:val="92D050"/>
           <w:sz w:val="32"/>
           <w:szCs w:val="32"/>
@@ -2919,8 +2942,6 @@
           <w:lang w:val="en-US"/>
         </w:rPr>
       </w:pPr>
-      <w:bookmarkStart w:id="0" w:name="_GoBack"/>
-      <w:bookmarkEnd w:id="0"/>
     </w:p>
     <w:p>
       <w:pPr>
@@ -2934,6 +2955,8 @@
       <w:pPr>
         <w:rPr>
           <w:rFonts w:hint="eastAsia" w:ascii="微软雅黑" w:hAnsi="微软雅黑" w:eastAsia="微软雅黑" w:cs="微软雅黑"/>
+          <w:b/>
+          <w:bCs/>
           <w:color w:val="92D050"/>
           <w:sz w:val="32"/>
           <w:szCs w:val="32"/>
@@ -2943,6 +2966,8 @@
       <w:r>
         <w:rPr>
           <w:rFonts w:hint="eastAsia" w:ascii="微软雅黑" w:hAnsi="微软雅黑" w:eastAsia="微软雅黑" w:cs="微软雅黑"/>
+          <w:b/>
+          <w:bCs/>
           <w:color w:val="92D050"/>
           <w:sz w:val="32"/>
           <w:szCs w:val="32"/>
@@ -3563,6 +3588,15 @@
       </w:tblCellMar>
     </w:tblPr>
   </w:style>
+  <w:style w:type="character" w:styleId="4">
+    <w:name w:val="Hyperlink"/>
+    <w:basedOn w:val="3"/>
+    <w:uiPriority w:val="0"/>
+    <w:rPr>
+      <w:color w:val="0000FF"/>
+      <w:u w:val="single"/>
+    </w:rPr>
+  </w:style>
 </w:styles>
 </file>
 
@@ -3811,21 +3845,4 @@
   </a:themeElements>
   <a:objectDefaults/>
 </a:theme>
-</file>
-
-<file path=customXml/item1.xml><?xml version="1.0" encoding="utf-8"?>
-<s:customData xmlns="http://www.wps.cn/officeDocument/2013/wpsCustomData" xmlns:s="http://www.wps.cn/officeDocument/2013/wpsCustomData">
-  <customSectProps/>
-  <customShpExts>
-    <customShpInfo spid="_x0000_s1026" textRotate="1"/>
-  </customShpExts>
-</s:customData>
-</file>
-
-<file path=customXml/itemProps1.xml><?xml version="1.0" encoding="utf-8"?>
-<ds:datastoreItem xmlns:ds="http://schemas.openxmlformats.org/officeDocument/2006/customXml" ds:itemID="{B1977F7D-205B-4081-913C-38D41E755F92}">
-  <ds:schemaRefs>
-    <ds:schemaRef ds:uri="http://www.wps.cn/officeDocument/2013/wpsCustomData"/>
-  </ds:schemaRefs>
-</ds:datastoreItem>
 </file>